--- a/fonecmid-diplom/tests/Тестирование.docx
+++ b/fonecmid-diplom/tests/Тестирование.docx
@@ -132,7 +132,6 @@
         <w:rPr>
           <w:sz w:val="28"/>
           <w:szCs w:val="28"/>
-          <w:lang w:val="en-US"/>
         </w:rPr>
       </w:pPr>
       <w:r>
@@ -197,7 +196,6 @@
         <w:rPr>
           <w:sz w:val="28"/>
           <w:szCs w:val="28"/>
-          <w:lang w:val="en-US"/>
         </w:rPr>
       </w:pPr>
     </w:p>
@@ -286,7 +284,6 @@
           <w:sz w:val="28"/>
           <w:szCs w:val="28"/>
         </w:rPr>
-        <w:lastRenderedPageBreak/>
         <w:t>3</w:t>
       </w:r>
       <w:r>
@@ -378,14 +375,12 @@
         <w:rPr>
           <w:sz w:val="28"/>
           <w:szCs w:val="28"/>
-          <w:lang w:val="en-US"/>
         </w:rPr>
       </w:pPr>
       <w:r>
         <w:rPr>
           <w:sz w:val="28"/>
           <w:szCs w:val="28"/>
-          <w:lang w:val="en-US"/>
         </w:rPr>
         <w:t xml:space="preserve">4.  </w:t>
       </w:r>
@@ -400,9 +395,38 @@
         <w:rPr>
           <w:sz w:val="28"/>
           <w:szCs w:val="28"/>
+        </w:rPr>
+        <w:t xml:space="preserve">  </w:t>
+      </w:r>
+      <w:r>
+        <w:rPr>
+          <w:sz w:val="28"/>
+          <w:szCs w:val="28"/>
           <w:lang w:val="en-US"/>
         </w:rPr>
-        <w:t xml:space="preserve">  Vanessa-Automation </w:t>
+        <w:t>Vanessa</w:t>
+      </w:r>
+      <w:r>
+        <w:rPr>
+          <w:sz w:val="28"/>
+          <w:szCs w:val="28"/>
+        </w:rPr>
+        <w:t>-</w:t>
+      </w:r>
+      <w:r>
+        <w:rPr>
+          <w:sz w:val="28"/>
+          <w:szCs w:val="28"/>
+          <w:lang w:val="en-US"/>
+        </w:rPr>
+        <w:t>Automation</w:t>
+      </w:r>
+      <w:r>
+        <w:rPr>
+          <w:sz w:val="28"/>
+          <w:szCs w:val="28"/>
+        </w:rPr>
+        <w:t xml:space="preserve"> </w:t>
       </w:r>
       <w:r>
         <w:rPr>
@@ -415,7 +439,6 @@
         <w:rPr>
           <w:sz w:val="28"/>
           <w:szCs w:val="28"/>
-          <w:lang w:val="en-US"/>
         </w:rPr>
         <w:t xml:space="preserve"> </w:t>
       </w:r>
@@ -431,7 +454,6 @@
         <w:rPr>
           <w:sz w:val="28"/>
           <w:szCs w:val="28"/>
-          <w:lang w:val="en-US"/>
         </w:rPr>
         <w:t xml:space="preserve">, </w:t>
       </w:r>
@@ -451,7 +473,6 @@
         <w:rPr>
           <w:sz w:val="28"/>
           <w:szCs w:val="28"/>
-          <w:lang w:val="en-US"/>
         </w:rPr>
       </w:pPr>
     </w:p>
@@ -621,7 +642,6 @@
           <w:sz w:val="28"/>
           <w:szCs w:val="28"/>
         </w:rPr>
-        <w:lastRenderedPageBreak/>
         <w:drawing>
           <wp:inline distT="0" distB="0" distL="0" distR="0">
             <wp:extent cx="4480749" cy="2800350"/>
@@ -957,7 +977,6 @@
         <w:rPr>
           <w:noProof/>
         </w:rPr>
-        <w:lastRenderedPageBreak/>
         <w:drawing>
           <wp:inline distT="0" distB="0" distL="0" distR="0">
             <wp:extent cx="4025824" cy="2515915"/>
@@ -1054,21 +1073,7 @@
           <w:sz w:val="28"/>
           <w:szCs w:val="28"/>
         </w:rPr>
-        <w:t xml:space="preserve">10.   Нажимаем запуск </w:t>
-      </w:r>
-      <w:r>
-        <w:rPr>
-          <w:sz w:val="28"/>
-          <w:szCs w:val="28"/>
-        </w:rPr>
-        <w:t>базы</w:t>
-      </w:r>
-      <w:r>
-        <w:rPr>
-          <w:sz w:val="28"/>
-          <w:szCs w:val="28"/>
-        </w:rPr>
-        <w:t xml:space="preserve"> </w:t>
+        <w:t xml:space="preserve">10.   Нажимаем запуск базы </w:t>
       </w:r>
       <w:r>
         <w:rPr>
@@ -1300,7 +1305,6 @@
           <w:sz w:val="28"/>
           <w:szCs w:val="28"/>
         </w:rPr>
-        <w:lastRenderedPageBreak/>
         <w:t xml:space="preserve">11. Загружаем нужный сценарий, например от Менеджера по кнопке загрузить </w:t>
       </w:r>
       <w:proofErr w:type="spellStart"/>
@@ -1697,14 +1701,148 @@
           <w:sz w:val="28"/>
           <w:szCs w:val="28"/>
         </w:rPr>
-        <w:t xml:space="preserve">-  </w:t>
+        <w:t>Проверяем запуск пользовательского режима под заданным пользователем</w:t>
       </w:r>
+    </w:p>
+    <w:p>
+      <w:pPr>
+        <w:ind w:firstLine="709"/>
+        <w:rPr>
+          <w:sz w:val="28"/>
+          <w:szCs w:val="28"/>
+        </w:rPr>
+      </w:pPr>
       <w:r>
         <w:rPr>
           <w:sz w:val="28"/>
           <w:szCs w:val="28"/>
         </w:rPr>
-        <w:t xml:space="preserve">Менеджер – </w:t>
+        <w:t>Сценарий</w:t>
+      </w:r>
+    </w:p>
+    <w:p>
+      <w:pPr>
+        <w:ind w:firstLine="709"/>
+        <w:rPr>
+          <w:sz w:val="28"/>
+          <w:szCs w:val="28"/>
+        </w:rPr>
+      </w:pPr>
+      <w:r>
+        <w:rPr>
+          <w:sz w:val="28"/>
+          <w:szCs w:val="28"/>
+        </w:rPr>
+        <w:t xml:space="preserve">- </w:t>
+      </w:r>
+      <w:proofErr w:type="spellStart"/>
+      <w:r>
+        <w:rPr>
+          <w:sz w:val="28"/>
+          <w:szCs w:val="28"/>
+        </w:rPr>
+        <w:t>ЗапускПользовательскогоРежима</w:t>
+      </w:r>
+      <w:proofErr w:type="spellEnd"/>
+    </w:p>
+    <w:p>
+      <w:pPr>
+        <w:ind w:firstLine="709"/>
+        <w:rPr>
+          <w:sz w:val="28"/>
+          <w:szCs w:val="28"/>
+        </w:rPr>
+      </w:pPr>
+    </w:p>
+    <w:p>
+      <w:pPr>
+        <w:ind w:firstLine="709"/>
+        <w:rPr>
+          <w:sz w:val="28"/>
+          <w:szCs w:val="28"/>
+        </w:rPr>
+      </w:pPr>
+      <w:r>
+        <w:rPr>
+          <w:sz w:val="28"/>
+          <w:szCs w:val="28"/>
+        </w:rPr>
+        <w:t>Можно выполнить под любым специалистом</w:t>
+      </w:r>
+    </w:p>
+    <w:p>
+      <w:pPr>
+        <w:ind w:firstLine="709"/>
+        <w:rPr>
+          <w:sz w:val="28"/>
+          <w:szCs w:val="28"/>
+        </w:rPr>
+      </w:pPr>
+    </w:p>
+    <w:p>
+      <w:pPr>
+        <w:ind w:firstLine="709"/>
+        <w:rPr>
+          <w:sz w:val="28"/>
+          <w:szCs w:val="28"/>
+        </w:rPr>
+      </w:pPr>
+      <w:r>
+        <w:rPr>
+          <w:sz w:val="28"/>
+          <w:szCs w:val="28"/>
+        </w:rPr>
+        <w:t>Далее</w:t>
+      </w:r>
+    </w:p>
+    <w:p>
+      <w:pPr>
+        <w:ind w:firstLine="709"/>
+        <w:rPr>
+          <w:sz w:val="28"/>
+          <w:szCs w:val="28"/>
+        </w:rPr>
+      </w:pPr>
+    </w:p>
+    <w:p>
+      <w:pPr>
+        <w:ind w:firstLine="709"/>
+        <w:rPr>
+          <w:sz w:val="28"/>
+          <w:szCs w:val="28"/>
+        </w:rPr>
+      </w:pPr>
+      <w:r>
+        <w:rPr>
+          <w:sz w:val="28"/>
+          <w:szCs w:val="28"/>
+        </w:rPr>
+        <w:t>Под</w:t>
+      </w:r>
+    </w:p>
+    <w:p>
+      <w:pPr>
+        <w:ind w:firstLine="709"/>
+        <w:rPr>
+          <w:sz w:val="28"/>
+          <w:szCs w:val="28"/>
+        </w:rPr>
+      </w:pPr>
+    </w:p>
+    <w:p>
+      <w:pPr>
+        <w:ind w:firstLine="709"/>
+        <w:rPr>
+          <w:sz w:val="28"/>
+          <w:szCs w:val="28"/>
+        </w:rPr>
+      </w:pPr>
+      <w:r>
+        <w:rPr>
+          <w:sz w:val="28"/>
+          <w:szCs w:val="28"/>
+        </w:rPr>
+        <w:t xml:space="preserve">-  Менеджер – </w:t>
       </w:r>
       <w:proofErr w:type="spellStart"/>
       <w:r>
@@ -1724,6 +1862,22 @@
           <w:szCs w:val="28"/>
         </w:rPr>
       </w:pPr>
+    </w:p>
+    <w:p>
+      <w:pPr>
+        <w:ind w:firstLine="709"/>
+        <w:rPr>
+          <w:sz w:val="28"/>
+          <w:szCs w:val="28"/>
+        </w:rPr>
+      </w:pPr>
+      <w:r>
+        <w:rPr>
+          <w:sz w:val="28"/>
+          <w:szCs w:val="28"/>
+        </w:rPr>
+        <w:t>Сценарии</w:t>
+      </w:r>
     </w:p>
     <w:p>
       <w:pPr>
@@ -1779,14 +1933,23 @@
           <w:sz w:val="28"/>
           <w:szCs w:val="28"/>
         </w:rPr>
-        <w:t xml:space="preserve">- </w:t>
+        <w:t>Под</w:t>
       </w:r>
+    </w:p>
+    <w:p>
+      <w:pPr>
+        <w:ind w:firstLine="709"/>
+        <w:rPr>
+          <w:sz w:val="28"/>
+          <w:szCs w:val="28"/>
+        </w:rPr>
+      </w:pPr>
       <w:r>
         <w:rPr>
           <w:sz w:val="28"/>
           <w:szCs w:val="28"/>
         </w:rPr>
-        <w:t xml:space="preserve">Специалист -  </w:t>
+        <w:t xml:space="preserve">- Специалист -  </w:t>
       </w:r>
       <w:proofErr w:type="spellStart"/>
       <w:r>
@@ -1806,6 +1969,22 @@
           <w:szCs w:val="28"/>
         </w:rPr>
       </w:pPr>
+    </w:p>
+    <w:p>
+      <w:pPr>
+        <w:ind w:firstLine="709"/>
+        <w:rPr>
+          <w:sz w:val="28"/>
+          <w:szCs w:val="28"/>
+        </w:rPr>
+      </w:pPr>
+      <w:r>
+        <w:rPr>
+          <w:sz w:val="28"/>
+          <w:szCs w:val="28"/>
+        </w:rPr>
+        <w:t>Сценарии</w:t>
+      </w:r>
     </w:p>
     <w:p>
       <w:pPr>
@@ -1852,7 +2031,6 @@
           <w:sz w:val="28"/>
           <w:szCs w:val="28"/>
         </w:rPr>
-        <w:lastRenderedPageBreak/>
         <w:t>ЗакрытиеОбслуживанийСпециалист3</w:t>
       </w:r>
     </w:p>
@@ -1873,6 +2051,13 @@
           <w:szCs w:val="28"/>
         </w:rPr>
       </w:pPr>
+      <w:r>
+        <w:rPr>
+          <w:sz w:val="28"/>
+          <w:szCs w:val="28"/>
+        </w:rPr>
+        <w:t>Под</w:t>
+      </w:r>
     </w:p>
     <w:p>
       <w:pPr>
@@ -1932,6 +2117,22 @@
           <w:szCs w:val="28"/>
         </w:rPr>
       </w:pPr>
+      <w:r>
+        <w:rPr>
+          <w:sz w:val="28"/>
+          <w:szCs w:val="28"/>
+        </w:rPr>
+        <w:t>Сценарии</w:t>
+      </w:r>
+    </w:p>
+    <w:p>
+      <w:pPr>
+        <w:ind w:firstLine="709"/>
+        <w:rPr>
+          <w:sz w:val="28"/>
+          <w:szCs w:val="28"/>
+        </w:rPr>
+      </w:pPr>
       <w:proofErr w:type="spellStart"/>
       <w:r>
         <w:rPr>
@@ -1980,28 +2181,7 @@
           <w:sz w:val="28"/>
           <w:szCs w:val="28"/>
         </w:rPr>
-        <w:t xml:space="preserve">- </w:t>
-      </w:r>
-      <w:r>
-        <w:rPr>
-          <w:sz w:val="28"/>
-          <w:szCs w:val="28"/>
-        </w:rPr>
-        <w:t xml:space="preserve">Администратор </w:t>
-      </w:r>
-      <w:r>
-        <w:rPr>
-          <w:sz w:val="28"/>
-          <w:szCs w:val="28"/>
-        </w:rPr>
-        <w:t>–</w:t>
-      </w:r>
-      <w:r>
-        <w:rPr>
-          <w:sz w:val="28"/>
-          <w:szCs w:val="28"/>
-        </w:rPr>
-        <w:t xml:space="preserve"> Администратор</w:t>
+        <w:t>- Администратор – Администратор</w:t>
       </w:r>
     </w:p>
     <w:p>
@@ -2089,6 +2269,13 @@
           <w:szCs w:val="28"/>
         </w:rPr>
       </w:pPr>
+      <w:r>
+        <w:rPr>
+          <w:sz w:val="28"/>
+          <w:szCs w:val="28"/>
+        </w:rPr>
+        <w:t>Под</w:t>
+      </w:r>
     </w:p>
     <w:p>
       <w:pPr>
@@ -2153,10 +2340,31 @@
           <w:sz w:val="28"/>
           <w:szCs w:val="28"/>
         </w:rPr>
+        <w:t>Сценарии</w:t>
+      </w:r>
+    </w:p>
+    <w:p>
+      <w:pPr>
+        <w:ind w:firstLine="709"/>
+        <w:rPr>
+          <w:sz w:val="28"/>
+          <w:szCs w:val="28"/>
+        </w:rPr>
+      </w:pPr>
+      <w:r>
+        <w:rPr>
+          <w:sz w:val="28"/>
+          <w:szCs w:val="28"/>
+        </w:rPr>
         <w:t>ФормированиеОтчетаАнлизВыставленныхАктов</w:t>
       </w:r>
-      <w:bookmarkStart w:id="0" w:name="_GoBack"/>
-      <w:bookmarkEnd w:id="0"/>
+      <w:r>
+        <w:rPr>
+          <w:sz w:val="28"/>
+          <w:szCs w:val="28"/>
+        </w:rPr>
+        <w:t>2</w:t>
+      </w:r>
     </w:p>
     <w:p>
       <w:pPr>
